--- a/Tailored_CVs/Shinoy_Capgemini_Medior_Tosca_Automation_Engineer.docx
+++ b/Tailored_CVs/Shinoy_Capgemini_Medior_Tosca_Automation_Engineer.docx
@@ -70,7 +70,7 @@
           <w:b w:val="0"/>
           <w:sz w:val="19"/>
         </w:rPr>
-        <w:t>I am a QA automation engineer with over eight years of experience building scalable test frameworks using Java and TypeScript. I have a strong background in API testing, CI/CD pipeline integration, and test environment provisioning. Recently, I have also used tools like Gemini Code Assist to streamline test generation. I am eager to apply my testing expertise to support Sogeti and help ensure software reliability.</w:t>
+        <w:t>QA Automation Engineer with over 8 years of experience building scalable test frameworks and CI/CD pipelines. I bring strong expertise in test automation, requirement analysis, and quality assurance for financial clients. Recently, I have also streamlined test generation workflows using Gemini Code Assist to improve delivery speed.</w:t>
       </w:r>
     </w:p>
     <w:p>
@@ -288,7 +288,7 @@
           <w:b w:val="0"/>
           <w:sz w:val="18"/>
         </w:rPr>
-        <w:t>▸ Developed and maintained scalable test automation frameworks using Java Selenium and TypeScript WDIO for complex financial systems.</w:t>
+        <w:t>▸ Migrated automation frameworks for endtoend workflows within microservices architectures, boosting execution efficiency by 20%.</w:t>
       </w:r>
     </w:p>
     <w:p>
@@ -301,7 +301,7 @@
           <w:b w:val="0"/>
           <w:sz w:val="18"/>
         </w:rPr>
-        <w:t>▸ Integrated automated regression test suites into Jenkins CI/CD pipelines to ensure rapid feedback cycles during deployments.</w:t>
+        <w:t>▸ Orchestrated CI/CD pipelines and scheduled automated regression test builds via Jenkins alongside AWS and Terraform environments.</w:t>
       </w:r>
     </w:p>
     <w:p>
@@ -314,7 +314,7 @@
           <w:b w:val="0"/>
           <w:sz w:val="18"/>
         </w:rPr>
-        <w:t>▸ Executed complex database queries and API validations using Postman and RestAssured to confirm data integrity across backend workflows.</w:t>
+        <w:t>▸ Translated complex business requirements into technical testing strategies and managed defect tracking across release cycles.</w:t>
       </w:r>
     </w:p>
     <w:p>
@@ -327,7 +327,7 @@
           <w:b w:val="0"/>
           <w:sz w:val="18"/>
         </w:rPr>
-        <w:t>▸ Streamlined test generation and script deployment by leveraging Gemini Code Assist to improve overall testing efficiency.</w:t>
+        <w:t>▸ Streamlined test generation and deployment scripts utilizing AI tools like Gemini Code Assist to accelerate the testing process.</w:t>
       </w:r>
     </w:p>
     <w:p>
